--- a/App_Dev_Project_Report.docx
+++ b/App_Dev_Project_Report.docx
@@ -3012,17 +3012,7 @@
           <w:sz w:val="20"/>
           <w:szCs w:val="20"/>
         </w:rPr>
-        <w:t>Architecture Overview</w:t>
-      </w:r>
-      <w:r>
-        <w:rPr>
-          <w:rFonts w:ascii="Times New Roman" w:hAnsi="Times New Roman" w:cs="Times New Roman"/>
-          <w:b/>
-          <w:bCs/>
-          <w:sz w:val="20"/>
-          <w:szCs w:val="20"/>
-        </w:rPr>
-        <w:t>:</w:t>
+        <w:t>Architecture Overview:</w:t>
       </w:r>
     </w:p>
     <w:p>
@@ -3528,8 +3518,45 @@
         <w:ind w:left="0"/>
         <w:rPr>
           <w:rFonts w:ascii="Times New Roman" w:hAnsi="Times New Roman" w:cs="Times New Roman"/>
-          <w:b/>
-          <w:bCs/>
+          <w:sz w:val="20"/>
+          <w:szCs w:val="20"/>
+        </w:rPr>
+      </w:pPr>
+      <w:hyperlink r:id="rId6" w:history="1">
+        <w:r>
+          <w:rPr>
+            <w:rStyle w:val="Hyperlink"/>
+            <w:rFonts w:ascii="Times New Roman" w:hAnsi="Times New Roman" w:cs="Times New Roman"/>
+            <w:sz w:val="20"/>
+            <w:szCs w:val="20"/>
+          </w:rPr>
+          <w:t>https://drive.google.com/file/d/1wMn5UGP6-UI4o3E6m-nummeq5zS1b</w:t>
+        </w:r>
+        <w:r>
+          <w:rPr>
+            <w:rStyle w:val="Hyperlink"/>
+            <w:rFonts w:ascii="Times New Roman" w:hAnsi="Times New Roman" w:cs="Times New Roman"/>
+            <w:sz w:val="20"/>
+            <w:szCs w:val="20"/>
+          </w:rPr>
+          <w:t>C</w:t>
+        </w:r>
+        <w:r>
+          <w:rPr>
+            <w:rStyle w:val="Hyperlink"/>
+            <w:rFonts w:ascii="Times New Roman" w:hAnsi="Times New Roman" w:cs="Times New Roman"/>
+            <w:sz w:val="20"/>
+            <w:szCs w:val="20"/>
+          </w:rPr>
+          <w:t>Mk/view?usp=share_link</w:t>
+        </w:r>
+      </w:hyperlink>
+    </w:p>
+    <w:p>
+      <w:pPr>
+        <w:ind w:left="0"/>
+        <w:rPr>
+          <w:rFonts w:ascii="Times New Roman" w:hAnsi="Times New Roman" w:cs="Times New Roman"/>
           <w:sz w:val="20"/>
           <w:szCs w:val="20"/>
         </w:rPr>
@@ -5301,6 +5328,41 @@
     <w:basedOn w:val="DefaultParagraphFont"/>
     <w:rsid w:val="006D2C2F"/>
   </w:style>
+  <w:style w:type="character" w:styleId="Hyperlink">
+    <w:name w:val="Hyperlink"/>
+    <w:basedOn w:val="DefaultParagraphFont"/>
+    <w:uiPriority w:val="99"/>
+    <w:unhideWhenUsed/>
+    <w:rsid w:val="00E561E5"/>
+    <w:rPr>
+      <w:color w:val="467886" w:themeColor="hyperlink"/>
+      <w:u w:val="single"/>
+    </w:rPr>
+  </w:style>
+  <w:style w:type="character" w:styleId="UnresolvedMention">
+    <w:name w:val="Unresolved Mention"/>
+    <w:basedOn w:val="DefaultParagraphFont"/>
+    <w:uiPriority w:val="99"/>
+    <w:semiHidden/>
+    <w:unhideWhenUsed/>
+    <w:rsid w:val="00E561E5"/>
+    <w:rPr>
+      <w:color w:val="605E5C"/>
+      <w:shd w:val="clear" w:color="auto" w:fill="E1DFDD"/>
+    </w:rPr>
+  </w:style>
+  <w:style w:type="character" w:styleId="FollowedHyperlink">
+    <w:name w:val="FollowedHyperlink"/>
+    <w:basedOn w:val="DefaultParagraphFont"/>
+    <w:uiPriority w:val="99"/>
+    <w:semiHidden/>
+    <w:unhideWhenUsed/>
+    <w:rsid w:val="00E561E5"/>
+    <w:rPr>
+      <w:color w:val="96607D" w:themeColor="followedHyperlink"/>
+      <w:u w:val="single"/>
+    </w:rPr>
+  </w:style>
 </w:styles>
 </file>
 

--- a/App_Dev_Project_Report.docx
+++ b/App_Dev_Project_Report.docx
@@ -521,20 +521,8 @@
                 <w:sz w:val="20"/>
                 <w:szCs w:val="20"/>
               </w:rPr>
-              <w:t>Flask-</w:t>
+              <w:t>Flask-SQLAlchemy</w:t>
             </w:r>
-            <w:proofErr w:type="spellStart"/>
-            <w:r>
-              <w:rPr>
-                <w:rFonts w:ascii="Times New Roman" w:hAnsi="Times New Roman" w:cs="Times New Roman"/>
-                <w:b/>
-                <w:bCs/>
-                <w:sz w:val="20"/>
-                <w:szCs w:val="20"/>
-              </w:rPr>
-              <w:t>SQLAlchemy</w:t>
-            </w:r>
-            <w:proofErr w:type="spellEnd"/>
           </w:p>
         </w:tc>
         <w:tc>
@@ -583,7 +571,6 @@
                 <w:szCs w:val="20"/>
               </w:rPr>
             </w:pPr>
-            <w:proofErr w:type="spellStart"/>
             <w:r>
               <w:rPr>
                 <w:rFonts w:ascii="Times New Roman" w:hAnsi="Times New Roman" w:cs="Times New Roman"/>
@@ -592,9 +579,28 @@
                 <w:sz w:val="20"/>
                 <w:szCs w:val="20"/>
               </w:rPr>
-              <w:t>Wekzeug</w:t>
+              <w:t>We</w:t>
             </w:r>
-            <w:proofErr w:type="spellEnd"/>
+            <w:r>
+              <w:rPr>
+                <w:rFonts w:ascii="Times New Roman" w:hAnsi="Times New Roman" w:cs="Times New Roman"/>
+                <w:b/>
+                <w:bCs/>
+                <w:sz w:val="20"/>
+                <w:szCs w:val="20"/>
+              </w:rPr>
+              <w:t>r</w:t>
+            </w:r>
+            <w:r>
+              <w:rPr>
+                <w:rFonts w:ascii="Times New Roman" w:hAnsi="Times New Roman" w:cs="Times New Roman"/>
+                <w:b/>
+                <w:bCs/>
+                <w:sz w:val="20"/>
+                <w:szCs w:val="20"/>
+              </w:rPr>
+              <w:t>kzeug</w:t>
+            </w:r>
           </w:p>
         </w:tc>
         <w:tc>
@@ -998,25 +1004,7 @@
           <w:sz w:val="20"/>
           <w:szCs w:val="20"/>
         </w:rPr>
-        <w:t xml:space="preserve">stores superuser credentials for the institute placement cell (id, username, email, </w:t>
-      </w:r>
-      <w:proofErr w:type="spellStart"/>
-      <w:r>
-        <w:rPr>
-          <w:color w:val="000000"/>
-          <w:sz w:val="20"/>
-          <w:szCs w:val="20"/>
-        </w:rPr>
-        <w:t>password_hash</w:t>
-      </w:r>
-      <w:proofErr w:type="spellEnd"/>
-      <w:r>
-        <w:rPr>
-          <w:color w:val="000000"/>
-          <w:sz w:val="20"/>
-          <w:szCs w:val="20"/>
-        </w:rPr>
-        <w:t>)</w:t>
+        <w:t>stores superuser credentials for the institute placement cell (id, username, email, password_hash)</w:t>
       </w:r>
     </w:p>
     <w:p>
@@ -1059,97 +1047,7 @@
           <w:sz w:val="20"/>
           <w:szCs w:val="20"/>
         </w:rPr>
-        <w:t xml:space="preserve">stores recruiter organization details and their system access status (id, </w:t>
-      </w:r>
-      <w:proofErr w:type="spellStart"/>
-      <w:r>
-        <w:rPr>
-          <w:color w:val="000000"/>
-          <w:sz w:val="20"/>
-          <w:szCs w:val="20"/>
-        </w:rPr>
-        <w:t>company_name</w:t>
-      </w:r>
-      <w:proofErr w:type="spellEnd"/>
-      <w:r>
-        <w:rPr>
-          <w:color w:val="000000"/>
-          <w:sz w:val="20"/>
-          <w:szCs w:val="20"/>
-        </w:rPr>
-        <w:t xml:space="preserve">, email, </w:t>
-      </w:r>
-      <w:proofErr w:type="spellStart"/>
-      <w:r>
-        <w:rPr>
-          <w:color w:val="000000"/>
-          <w:sz w:val="20"/>
-          <w:szCs w:val="20"/>
-        </w:rPr>
-        <w:t>password_hash</w:t>
-      </w:r>
-      <w:proofErr w:type="spellEnd"/>
-      <w:r>
-        <w:rPr>
-          <w:color w:val="000000"/>
-          <w:sz w:val="20"/>
-          <w:szCs w:val="20"/>
-        </w:rPr>
-        <w:t xml:space="preserve">, </w:t>
-      </w:r>
-      <w:proofErr w:type="spellStart"/>
-      <w:r>
-        <w:rPr>
-          <w:color w:val="000000"/>
-          <w:sz w:val="20"/>
-          <w:szCs w:val="20"/>
-        </w:rPr>
-        <w:t>hr_contact</w:t>
-      </w:r>
-      <w:proofErr w:type="spellEnd"/>
-      <w:r>
-        <w:rPr>
-          <w:color w:val="000000"/>
-          <w:sz w:val="20"/>
-          <w:szCs w:val="20"/>
-        </w:rPr>
-        <w:t xml:space="preserve">, website, industry, description, </w:t>
-      </w:r>
-      <w:proofErr w:type="spellStart"/>
-      <w:r>
-        <w:rPr>
-          <w:color w:val="000000"/>
-          <w:sz w:val="20"/>
-          <w:szCs w:val="20"/>
-        </w:rPr>
-        <w:t>approval_status</w:t>
-      </w:r>
-      <w:proofErr w:type="spellEnd"/>
-      <w:r>
-        <w:rPr>
-          <w:color w:val="000000"/>
-          <w:sz w:val="20"/>
-          <w:szCs w:val="20"/>
-        </w:rPr>
-        <w:t xml:space="preserve">, </w:t>
-      </w:r>
-      <w:proofErr w:type="spellStart"/>
-      <w:r>
-        <w:rPr>
-          <w:color w:val="000000"/>
-          <w:sz w:val="20"/>
-          <w:szCs w:val="20"/>
-        </w:rPr>
-        <w:t>is_blacklisted</w:t>
-      </w:r>
-      <w:proofErr w:type="spellEnd"/>
-      <w:r>
-        <w:rPr>
-          <w:color w:val="000000"/>
-          <w:sz w:val="20"/>
-          <w:szCs w:val="20"/>
-        </w:rPr>
-        <w:t>)</w:t>
+        <w:t>stores recruiter organization details and their system access status (id, company_name, email, password_hash, hr_contact, website, industry, description, approval_status, is_blacklisted)</w:t>
       </w:r>
     </w:p>
     <w:p>
@@ -1192,115 +1090,7 @@
           <w:sz w:val="20"/>
           <w:szCs w:val="20"/>
         </w:rPr>
-        <w:t>stores student profiles, academic records, and resume links (</w:t>
-      </w:r>
-      <w:proofErr w:type="spellStart"/>
-      <w:r>
-        <w:rPr>
-          <w:color w:val="000000"/>
-          <w:sz w:val="20"/>
-          <w:szCs w:val="20"/>
-        </w:rPr>
-        <w:t>student_id</w:t>
-      </w:r>
-      <w:proofErr w:type="spellEnd"/>
-      <w:r>
-        <w:rPr>
-          <w:color w:val="000000"/>
-          <w:sz w:val="20"/>
-          <w:szCs w:val="20"/>
-        </w:rPr>
-        <w:t xml:space="preserve">, name, email, </w:t>
-      </w:r>
-      <w:proofErr w:type="spellStart"/>
-      <w:r>
-        <w:rPr>
-          <w:color w:val="000000"/>
-          <w:sz w:val="20"/>
-          <w:szCs w:val="20"/>
-        </w:rPr>
-        <w:t>password_hash</w:t>
-      </w:r>
-      <w:proofErr w:type="spellEnd"/>
-      <w:r>
-        <w:rPr>
-          <w:color w:val="000000"/>
-          <w:sz w:val="20"/>
-          <w:szCs w:val="20"/>
-        </w:rPr>
-        <w:t xml:space="preserve">, contact, degree, branch, </w:t>
-      </w:r>
-      <w:proofErr w:type="spellStart"/>
-      <w:r>
-        <w:rPr>
-          <w:color w:val="000000"/>
-          <w:sz w:val="20"/>
-          <w:szCs w:val="20"/>
-        </w:rPr>
-        <w:t>cgpa</w:t>
-      </w:r>
-      <w:proofErr w:type="spellEnd"/>
-      <w:r>
-        <w:rPr>
-          <w:color w:val="000000"/>
-          <w:sz w:val="20"/>
-          <w:szCs w:val="20"/>
-        </w:rPr>
-        <w:t xml:space="preserve">, </w:t>
-      </w:r>
-      <w:proofErr w:type="spellStart"/>
-      <w:r>
-        <w:rPr>
-          <w:color w:val="000000"/>
-          <w:sz w:val="20"/>
-          <w:szCs w:val="20"/>
-        </w:rPr>
-        <w:t>graduation_year</w:t>
-      </w:r>
-      <w:proofErr w:type="spellEnd"/>
-      <w:r>
-        <w:rPr>
-          <w:color w:val="000000"/>
-          <w:sz w:val="20"/>
-          <w:szCs w:val="20"/>
-        </w:rPr>
-        <w:t xml:space="preserve">, skills, </w:t>
-      </w:r>
-      <w:proofErr w:type="spellStart"/>
-      <w:r>
-        <w:rPr>
-          <w:color w:val="000000"/>
-          <w:sz w:val="20"/>
-          <w:szCs w:val="20"/>
-        </w:rPr>
-        <w:t>resume_path</w:t>
-      </w:r>
-      <w:proofErr w:type="spellEnd"/>
-      <w:r>
-        <w:rPr>
-          <w:color w:val="000000"/>
-          <w:sz w:val="20"/>
-          <w:szCs w:val="20"/>
-        </w:rPr>
-        <w:t xml:space="preserve">, </w:t>
-      </w:r>
-      <w:proofErr w:type="spellStart"/>
-      <w:r>
-        <w:rPr>
-          <w:color w:val="000000"/>
-          <w:sz w:val="20"/>
-          <w:szCs w:val="20"/>
-        </w:rPr>
-        <w:t>is_blacklisted</w:t>
-      </w:r>
-      <w:proofErr w:type="spellEnd"/>
-      <w:r>
-        <w:rPr>
-          <w:color w:val="000000"/>
-          <w:sz w:val="20"/>
-          <w:szCs w:val="20"/>
-        </w:rPr>
-        <w:t>)</w:t>
+        <w:t>stores student profiles, academic records, and resume links (student_id, name, email, password_hash, contact, degree, branch, cgpa, graduation_year, skills, resume_path, is_blacklisted)</w:t>
       </w:r>
     </w:p>
     <w:p>
@@ -1317,7 +1107,6 @@
           <w:szCs w:val="20"/>
         </w:rPr>
       </w:pPr>
-      <w:proofErr w:type="spellStart"/>
       <w:r>
         <w:rPr>
           <w:b/>
@@ -1326,18 +1115,7 @@
           <w:sz w:val="20"/>
           <w:szCs w:val="20"/>
         </w:rPr>
-        <w:t>JobPosition</w:t>
-      </w:r>
-      <w:proofErr w:type="spellEnd"/>
-      <w:r>
-        <w:rPr>
-          <w:b/>
-          <w:bCs/>
-          <w:color w:val="000000"/>
-          <w:sz w:val="20"/>
-          <w:szCs w:val="20"/>
-        </w:rPr>
-        <w:t>:</w:t>
+        <w:t>JobPosition:</w:t>
       </w:r>
       <w:r>
         <w:rPr>
@@ -1355,151 +1133,7 @@
           <w:sz w:val="20"/>
           <w:szCs w:val="20"/>
         </w:rPr>
-        <w:t xml:space="preserve">stores details of placement drives created by approved companies (id, </w:t>
-      </w:r>
-      <w:proofErr w:type="spellStart"/>
-      <w:r>
-        <w:rPr>
-          <w:color w:val="000000"/>
-          <w:sz w:val="20"/>
-          <w:szCs w:val="20"/>
-        </w:rPr>
-        <w:t>company_id</w:t>
-      </w:r>
-      <w:proofErr w:type="spellEnd"/>
-      <w:r>
-        <w:rPr>
-          <w:color w:val="000000"/>
-          <w:sz w:val="20"/>
-          <w:szCs w:val="20"/>
-        </w:rPr>
-        <w:t xml:space="preserve">, </w:t>
-      </w:r>
-      <w:proofErr w:type="spellStart"/>
-      <w:r>
-        <w:rPr>
-          <w:color w:val="000000"/>
-          <w:sz w:val="20"/>
-          <w:szCs w:val="20"/>
-        </w:rPr>
-        <w:t>job_title</w:t>
-      </w:r>
-      <w:proofErr w:type="spellEnd"/>
-      <w:r>
-        <w:rPr>
-          <w:color w:val="000000"/>
-          <w:sz w:val="20"/>
-          <w:szCs w:val="20"/>
-        </w:rPr>
-        <w:t xml:space="preserve">, </w:t>
-      </w:r>
-      <w:proofErr w:type="spellStart"/>
-      <w:r>
-        <w:rPr>
-          <w:color w:val="000000"/>
-          <w:sz w:val="20"/>
-          <w:szCs w:val="20"/>
-        </w:rPr>
-        <w:t>job_description</w:t>
-      </w:r>
-      <w:proofErr w:type="spellEnd"/>
-      <w:r>
-        <w:rPr>
-          <w:color w:val="000000"/>
-          <w:sz w:val="20"/>
-          <w:szCs w:val="20"/>
-        </w:rPr>
-        <w:t xml:space="preserve">, </w:t>
-      </w:r>
-      <w:proofErr w:type="spellStart"/>
-      <w:r>
-        <w:rPr>
-          <w:color w:val="000000"/>
-          <w:sz w:val="20"/>
-          <w:szCs w:val="20"/>
-        </w:rPr>
-        <w:t>eligibility_criteria</w:t>
-      </w:r>
-      <w:proofErr w:type="spellEnd"/>
-      <w:r>
-        <w:rPr>
-          <w:color w:val="000000"/>
-          <w:sz w:val="20"/>
-          <w:szCs w:val="20"/>
-        </w:rPr>
-        <w:t xml:space="preserve">, </w:t>
-      </w:r>
-      <w:proofErr w:type="spellStart"/>
-      <w:r>
-        <w:rPr>
-          <w:color w:val="000000"/>
-          <w:sz w:val="20"/>
-          <w:szCs w:val="20"/>
-        </w:rPr>
-        <w:t>required_skills</w:t>
-      </w:r>
-      <w:proofErr w:type="spellEnd"/>
-      <w:r>
-        <w:rPr>
-          <w:color w:val="000000"/>
-          <w:sz w:val="20"/>
-          <w:szCs w:val="20"/>
-        </w:rPr>
-        <w:t xml:space="preserve">, </w:t>
-      </w:r>
-      <w:proofErr w:type="spellStart"/>
-      <w:r>
-        <w:rPr>
-          <w:color w:val="000000"/>
-          <w:sz w:val="20"/>
-          <w:szCs w:val="20"/>
-        </w:rPr>
-        <w:t>experience_required</w:t>
-      </w:r>
-      <w:proofErr w:type="spellEnd"/>
-      <w:r>
-        <w:rPr>
-          <w:color w:val="000000"/>
-          <w:sz w:val="20"/>
-          <w:szCs w:val="20"/>
-        </w:rPr>
-        <w:t xml:space="preserve">, </w:t>
-      </w:r>
-      <w:proofErr w:type="spellStart"/>
-      <w:r>
-        <w:rPr>
-          <w:color w:val="000000"/>
-          <w:sz w:val="20"/>
-          <w:szCs w:val="20"/>
-        </w:rPr>
-        <w:t>salary_range</w:t>
-      </w:r>
-      <w:proofErr w:type="spellEnd"/>
-      <w:r>
-        <w:rPr>
-          <w:color w:val="000000"/>
-          <w:sz w:val="20"/>
-          <w:szCs w:val="20"/>
-        </w:rPr>
-        <w:t xml:space="preserve">, </w:t>
-      </w:r>
-      <w:proofErr w:type="spellStart"/>
-      <w:r>
-        <w:rPr>
-          <w:color w:val="000000"/>
-          <w:sz w:val="20"/>
-          <w:szCs w:val="20"/>
-        </w:rPr>
-        <w:t>application_deadline</w:t>
-      </w:r>
-      <w:proofErr w:type="spellEnd"/>
-      <w:r>
-        <w:rPr>
-          <w:color w:val="000000"/>
-          <w:sz w:val="20"/>
-          <w:szCs w:val="20"/>
-        </w:rPr>
-        <w:t>, status)</w:t>
+        <w:t>stores details of placement drives created by approved companies (id, company_id, job_title, job_description, eligibility_criteria, required_skills, experience_required, salary_range, application_deadline, status)</w:t>
       </w:r>
     </w:p>
     <w:p>
@@ -1542,97 +1176,7 @@
           <w:sz w:val="20"/>
           <w:szCs w:val="20"/>
         </w:rPr>
-        <w:t xml:space="preserve">stores records of student submissions to specific placement drives (id, </w:t>
-      </w:r>
-      <w:proofErr w:type="spellStart"/>
-      <w:r>
-        <w:rPr>
-          <w:color w:val="000000"/>
-          <w:sz w:val="20"/>
-          <w:szCs w:val="20"/>
-        </w:rPr>
-        <w:t>student_id</w:t>
-      </w:r>
-      <w:proofErr w:type="spellEnd"/>
-      <w:r>
-        <w:rPr>
-          <w:color w:val="000000"/>
-          <w:sz w:val="20"/>
-          <w:szCs w:val="20"/>
-        </w:rPr>
-        <w:t xml:space="preserve">, </w:t>
-      </w:r>
-      <w:proofErr w:type="spellStart"/>
-      <w:r>
-        <w:rPr>
-          <w:color w:val="000000"/>
-          <w:sz w:val="20"/>
-          <w:szCs w:val="20"/>
-        </w:rPr>
-        <w:t>job_position_id</w:t>
-      </w:r>
-      <w:proofErr w:type="spellEnd"/>
-      <w:r>
-        <w:rPr>
-          <w:color w:val="000000"/>
-          <w:sz w:val="20"/>
-          <w:szCs w:val="20"/>
-        </w:rPr>
-        <w:t xml:space="preserve">, </w:t>
-      </w:r>
-      <w:proofErr w:type="spellStart"/>
-      <w:r>
-        <w:rPr>
-          <w:color w:val="000000"/>
-          <w:sz w:val="20"/>
-          <w:szCs w:val="20"/>
-        </w:rPr>
-        <w:t>application_date</w:t>
-      </w:r>
-      <w:proofErr w:type="spellEnd"/>
-      <w:r>
-        <w:rPr>
-          <w:color w:val="000000"/>
-          <w:sz w:val="20"/>
-          <w:szCs w:val="20"/>
-        </w:rPr>
-        <w:t xml:space="preserve">, status, </w:t>
-      </w:r>
-      <w:proofErr w:type="spellStart"/>
-      <w:r>
-        <w:rPr>
-          <w:color w:val="000000"/>
-          <w:sz w:val="20"/>
-          <w:szCs w:val="20"/>
-        </w:rPr>
-        <w:t>cover_letter</w:t>
-      </w:r>
-      <w:proofErr w:type="spellEnd"/>
-      <w:r>
-        <w:rPr>
-          <w:color w:val="000000"/>
-          <w:sz w:val="20"/>
-          <w:szCs w:val="20"/>
-        </w:rPr>
-        <w:t xml:space="preserve">, </w:t>
-      </w:r>
-      <w:proofErr w:type="spellStart"/>
-      <w:r>
-        <w:rPr>
-          <w:color w:val="000000"/>
-          <w:sz w:val="20"/>
-          <w:szCs w:val="20"/>
-        </w:rPr>
-        <w:t>updated_at</w:t>
-      </w:r>
-      <w:proofErr w:type="spellEnd"/>
-      <w:r>
-        <w:rPr>
-          <w:color w:val="000000"/>
-          <w:sz w:val="20"/>
-          <w:szCs w:val="20"/>
-        </w:rPr>
-        <w:t>)</w:t>
+        <w:t>stores records of student submissions to specific placement drives (id, student_id, job_position_id, application_date, status, cover_letter, updated_at)</w:t>
       </w:r>
     </w:p>
     <w:p>
@@ -1675,79 +1219,7 @@
           <w:sz w:val="20"/>
           <w:szCs w:val="20"/>
         </w:rPr>
-        <w:t xml:space="preserve">stores final hiring records and salary packages for selected students (id, </w:t>
-      </w:r>
-      <w:proofErr w:type="spellStart"/>
-      <w:r>
-        <w:rPr>
-          <w:color w:val="000000"/>
-          <w:sz w:val="20"/>
-          <w:szCs w:val="20"/>
-        </w:rPr>
-        <w:t>application_id</w:t>
-      </w:r>
-      <w:proofErr w:type="spellEnd"/>
-      <w:r>
-        <w:rPr>
-          <w:color w:val="000000"/>
-          <w:sz w:val="20"/>
-          <w:szCs w:val="20"/>
-        </w:rPr>
-        <w:t xml:space="preserve">, </w:t>
-      </w:r>
-      <w:proofErr w:type="spellStart"/>
-      <w:r>
-        <w:rPr>
-          <w:color w:val="000000"/>
-          <w:sz w:val="20"/>
-          <w:szCs w:val="20"/>
-        </w:rPr>
-        <w:t>placement_date</w:t>
-      </w:r>
-      <w:proofErr w:type="spellEnd"/>
-      <w:r>
-        <w:rPr>
-          <w:color w:val="000000"/>
-          <w:sz w:val="20"/>
-          <w:szCs w:val="20"/>
-        </w:rPr>
-        <w:t xml:space="preserve">, </w:t>
-      </w:r>
-      <w:proofErr w:type="spellStart"/>
-      <w:r>
-        <w:rPr>
-          <w:color w:val="000000"/>
-          <w:sz w:val="20"/>
-          <w:szCs w:val="20"/>
-        </w:rPr>
-        <w:t>offer_letter_path</w:t>
-      </w:r>
-      <w:proofErr w:type="spellEnd"/>
-      <w:r>
-        <w:rPr>
-          <w:color w:val="000000"/>
-          <w:sz w:val="20"/>
-          <w:szCs w:val="20"/>
-        </w:rPr>
-        <w:t xml:space="preserve">, </w:t>
-      </w:r>
-      <w:proofErr w:type="spellStart"/>
-      <w:r>
-        <w:rPr>
-          <w:color w:val="000000"/>
-          <w:sz w:val="20"/>
-          <w:szCs w:val="20"/>
-        </w:rPr>
-        <w:t>joining_date</w:t>
-      </w:r>
-      <w:proofErr w:type="spellEnd"/>
-      <w:r>
-        <w:rPr>
-          <w:color w:val="000000"/>
-          <w:sz w:val="20"/>
-          <w:szCs w:val="20"/>
-        </w:rPr>
-        <w:t>, package, remarks)</w:t>
+        <w:t>stores final hiring records and salary packages for selected students (id, application_id, placement_date, offer_letter_path, joining_date, package, remarks)</w:t>
       </w:r>
     </w:p>
     <w:p>
@@ -1808,23 +1280,8 @@
           <w:sz w:val="20"/>
           <w:szCs w:val="20"/>
         </w:rPr>
-        <w:t xml:space="preserve">Company → </w:t>
-      </w:r>
-      <w:proofErr w:type="spellStart"/>
-      <w:r>
-        <w:rPr>
-          <w:rFonts w:ascii="Times New Roman" w:eastAsia="Nova Mono" w:hAnsi="Times New Roman" w:cs="Times New Roman"/>
-          <w:b/>
-          <w:bCs/>
-          <w:i/>
-          <w:iCs/>
-          <w:color w:val="000000" w:themeColor="text1"/>
-          <w:sz w:val="20"/>
-          <w:szCs w:val="20"/>
-        </w:rPr>
-        <w:t>JobPosition</w:t>
-      </w:r>
-      <w:proofErr w:type="spellEnd"/>
+        <w:t>Company → JobPosition</w:t>
+      </w:r>
     </w:p>
     <w:p>
       <w:pPr>
@@ -1892,7 +1349,6 @@
         </w:rPr>
         <w:t xml:space="preserve">One-to-Many → </w:t>
       </w:r>
-      <w:proofErr w:type="spellStart"/>
       <w:r>
         <w:rPr>
           <w:rFonts w:ascii="Times New Roman" w:eastAsia="Nova Mono" w:hAnsi="Times New Roman" w:cs="Times New Roman"/>
@@ -1904,21 +1360,7 @@
           <w:sz w:val="20"/>
           <w:szCs w:val="20"/>
         </w:rPr>
-        <w:t>JobPosition</w:t>
-      </w:r>
-      <w:proofErr w:type="spellEnd"/>
-      <w:r>
-        <w:rPr>
-          <w:rFonts w:ascii="Times New Roman" w:eastAsia="Nova Mono" w:hAnsi="Times New Roman" w:cs="Times New Roman"/>
-          <w:b/>
-          <w:bCs/>
-          <w:i/>
-          <w:iCs/>
-          <w:color w:val="000000" w:themeColor="text1"/>
-          <w:sz w:val="20"/>
-          <w:szCs w:val="20"/>
-        </w:rPr>
-        <w:t xml:space="preserve"> → Application</w:t>
+        <w:t>JobPosition → Application</w:t>
       </w:r>
     </w:p>
     <w:p>
@@ -2182,7 +1624,6 @@
               </w:rPr>
               <w:t>/</w:t>
             </w:r>
-            <w:proofErr w:type="spellStart"/>
             <w:r>
               <w:rPr>
                 <w:rFonts w:ascii="Times New Roman" w:hAnsi="Times New Roman" w:cs="Times New Roman"/>
@@ -2190,17 +1631,7 @@
                 <w:sz w:val="20"/>
                 <w:szCs w:val="20"/>
               </w:rPr>
-              <w:t>api</w:t>
-            </w:r>
-            <w:proofErr w:type="spellEnd"/>
-            <w:r>
-              <w:rPr>
-                <w:rFonts w:ascii="Times New Roman" w:hAnsi="Times New Roman" w:cs="Times New Roman"/>
-                <w:color w:val="196B24" w:themeColor="accent3"/>
-                <w:sz w:val="20"/>
-                <w:szCs w:val="20"/>
-              </w:rPr>
-              <w:t>/companies</w:t>
+              <w:t>api/companies</w:t>
             </w:r>
           </w:p>
         </w:tc>
@@ -2280,27 +1711,7 @@
                 <w:sz w:val="20"/>
                 <w:szCs w:val="20"/>
               </w:rPr>
-              <w:t>/</w:t>
-            </w:r>
-            <w:proofErr w:type="spellStart"/>
-            <w:r>
-              <w:rPr>
-                <w:rFonts w:ascii="Times New Roman" w:hAnsi="Times New Roman" w:cs="Times New Roman"/>
-                <w:color w:val="196B24" w:themeColor="accent3"/>
-                <w:sz w:val="20"/>
-                <w:szCs w:val="20"/>
-              </w:rPr>
-              <w:t>api</w:t>
-            </w:r>
-            <w:proofErr w:type="spellEnd"/>
-            <w:r>
-              <w:rPr>
-                <w:rFonts w:ascii="Times New Roman" w:hAnsi="Times New Roman" w:cs="Times New Roman"/>
-                <w:color w:val="196B24" w:themeColor="accent3"/>
-                <w:sz w:val="20"/>
-                <w:szCs w:val="20"/>
-              </w:rPr>
-              <w:t>/students</w:t>
+              <w:t>/api/students</w:t>
             </w:r>
           </w:p>
         </w:tc>
@@ -2381,27 +1792,7 @@
                 <w:sz w:val="20"/>
                 <w:szCs w:val="20"/>
               </w:rPr>
-              <w:t>/</w:t>
-            </w:r>
-            <w:proofErr w:type="spellStart"/>
-            <w:r>
-              <w:rPr>
-                <w:rFonts w:ascii="Times New Roman" w:hAnsi="Times New Roman" w:cs="Times New Roman"/>
-                <w:color w:val="196B24" w:themeColor="accent3"/>
-                <w:sz w:val="20"/>
-                <w:szCs w:val="20"/>
-              </w:rPr>
-              <w:t>api</w:t>
-            </w:r>
-            <w:proofErr w:type="spellEnd"/>
-            <w:r>
-              <w:rPr>
-                <w:rFonts w:ascii="Times New Roman" w:hAnsi="Times New Roman" w:cs="Times New Roman"/>
-                <w:color w:val="196B24" w:themeColor="accent3"/>
-                <w:sz w:val="20"/>
-                <w:szCs w:val="20"/>
-              </w:rPr>
-              <w:t>/jobs</w:t>
+              <w:t>/api/jobs</w:t>
             </w:r>
           </w:p>
         </w:tc>
@@ -2482,27 +1873,7 @@
                 <w:sz w:val="20"/>
                 <w:szCs w:val="20"/>
               </w:rPr>
-              <w:t>/</w:t>
-            </w:r>
-            <w:proofErr w:type="spellStart"/>
-            <w:r>
-              <w:rPr>
-                <w:rFonts w:ascii="Times New Roman" w:hAnsi="Times New Roman" w:cs="Times New Roman"/>
-                <w:color w:val="196B24" w:themeColor="accent3"/>
-                <w:sz w:val="20"/>
-                <w:szCs w:val="20"/>
-              </w:rPr>
-              <w:t>api</w:t>
-            </w:r>
-            <w:proofErr w:type="spellEnd"/>
-            <w:r>
-              <w:rPr>
-                <w:rFonts w:ascii="Times New Roman" w:hAnsi="Times New Roman" w:cs="Times New Roman"/>
-                <w:color w:val="196B24" w:themeColor="accent3"/>
-                <w:sz w:val="20"/>
-                <w:szCs w:val="20"/>
-              </w:rPr>
-              <w:t>/jobs</w:t>
+              <w:t>/api/jobs</w:t>
             </w:r>
           </w:p>
         </w:tc>
@@ -2583,27 +1954,7 @@
                 <w:sz w:val="20"/>
                 <w:szCs w:val="20"/>
               </w:rPr>
-              <w:t>/</w:t>
-            </w:r>
-            <w:proofErr w:type="spellStart"/>
-            <w:r>
-              <w:rPr>
-                <w:rFonts w:ascii="Times New Roman" w:hAnsi="Times New Roman" w:cs="Times New Roman"/>
-                <w:color w:val="196B24" w:themeColor="accent3"/>
-                <w:sz w:val="20"/>
-                <w:szCs w:val="20"/>
-              </w:rPr>
-              <w:t>api</w:t>
-            </w:r>
-            <w:proofErr w:type="spellEnd"/>
-            <w:r>
-              <w:rPr>
-                <w:rFonts w:ascii="Times New Roman" w:hAnsi="Times New Roman" w:cs="Times New Roman"/>
-                <w:color w:val="196B24" w:themeColor="accent3"/>
-                <w:sz w:val="20"/>
-                <w:szCs w:val="20"/>
-              </w:rPr>
-              <w:t>/applications</w:t>
+              <w:t>/api/applications</w:t>
             </w:r>
           </w:p>
         </w:tc>
@@ -2684,47 +2035,7 @@
                 <w:sz w:val="20"/>
                 <w:szCs w:val="20"/>
               </w:rPr>
-              <w:t>/</w:t>
-            </w:r>
-            <w:proofErr w:type="spellStart"/>
-            <w:r>
-              <w:rPr>
-                <w:rFonts w:ascii="Times New Roman" w:hAnsi="Times New Roman" w:cs="Times New Roman"/>
-                <w:color w:val="196B24" w:themeColor="accent3"/>
-                <w:sz w:val="20"/>
-                <w:szCs w:val="20"/>
-              </w:rPr>
-              <w:t>api</w:t>
-            </w:r>
-            <w:proofErr w:type="spellEnd"/>
-            <w:r>
-              <w:rPr>
-                <w:rFonts w:ascii="Times New Roman" w:hAnsi="Times New Roman" w:cs="Times New Roman"/>
-                <w:color w:val="196B24" w:themeColor="accent3"/>
-                <w:sz w:val="20"/>
-                <w:szCs w:val="20"/>
-              </w:rPr>
-              <w:t>/jobs/&lt;</w:t>
-            </w:r>
-            <w:proofErr w:type="spellStart"/>
-            <w:r>
-              <w:rPr>
-                <w:rFonts w:ascii="Times New Roman" w:hAnsi="Times New Roman" w:cs="Times New Roman"/>
-                <w:color w:val="196B24" w:themeColor="accent3"/>
-                <w:sz w:val="20"/>
-                <w:szCs w:val="20"/>
-              </w:rPr>
-              <w:t>job_id</w:t>
-            </w:r>
-            <w:proofErr w:type="spellEnd"/>
-            <w:r>
-              <w:rPr>
-                <w:rFonts w:ascii="Times New Roman" w:hAnsi="Times New Roman" w:cs="Times New Roman"/>
-                <w:color w:val="196B24" w:themeColor="accent3"/>
-                <w:sz w:val="20"/>
-                <w:szCs w:val="20"/>
-              </w:rPr>
-              <w:t>&gt;/apply</w:t>
+              <w:t>/api/jobs/&lt;job_id&gt;/apply</w:t>
             </w:r>
           </w:p>
         </w:tc>
@@ -2805,47 +2116,7 @@
                 <w:sz w:val="20"/>
                 <w:szCs w:val="20"/>
               </w:rPr>
-              <w:t>/</w:t>
-            </w:r>
-            <w:proofErr w:type="spellStart"/>
-            <w:r>
-              <w:rPr>
-                <w:rFonts w:ascii="Times New Roman" w:hAnsi="Times New Roman" w:cs="Times New Roman"/>
-                <w:color w:val="196B24" w:themeColor="accent3"/>
-                <w:sz w:val="20"/>
-                <w:szCs w:val="20"/>
-              </w:rPr>
-              <w:t>api</w:t>
-            </w:r>
-            <w:proofErr w:type="spellEnd"/>
-            <w:r>
-              <w:rPr>
-                <w:rFonts w:ascii="Times New Roman" w:hAnsi="Times New Roman" w:cs="Times New Roman"/>
-                <w:color w:val="196B24" w:themeColor="accent3"/>
-                <w:sz w:val="20"/>
-                <w:szCs w:val="20"/>
-              </w:rPr>
-              <w:t>/applications/&lt;</w:t>
-            </w:r>
-            <w:proofErr w:type="spellStart"/>
-            <w:r>
-              <w:rPr>
-                <w:rFonts w:ascii="Times New Roman" w:hAnsi="Times New Roman" w:cs="Times New Roman"/>
-                <w:color w:val="196B24" w:themeColor="accent3"/>
-                <w:sz w:val="20"/>
-                <w:szCs w:val="20"/>
-              </w:rPr>
-              <w:t>app_id</w:t>
-            </w:r>
-            <w:proofErr w:type="spellEnd"/>
-            <w:r>
-              <w:rPr>
-                <w:rFonts w:ascii="Times New Roman" w:hAnsi="Times New Roman" w:cs="Times New Roman"/>
-                <w:color w:val="196B24" w:themeColor="accent3"/>
-                <w:sz w:val="20"/>
-                <w:szCs w:val="20"/>
-              </w:rPr>
-              <w:t>&gt;/status</w:t>
+              <w:t>/api/applications/&lt;app_id&gt;/status</w:t>
             </w:r>
           </w:p>
         </w:tc>
@@ -2950,7 +2221,6 @@
         </w:rPr>
         <w:t xml:space="preserve">Included separately in the submission ZIP as </w:t>
       </w:r>
-      <w:proofErr w:type="spellStart"/>
       <w:r>
         <w:rPr>
           <w:rFonts w:ascii="Times New Roman" w:hAnsi="Times New Roman" w:cs="Times New Roman"/>
@@ -2961,7 +2231,6 @@
         </w:rPr>
         <w:t>api.yaml</w:t>
       </w:r>
-      <w:proofErr w:type="spellEnd"/>
       <w:r>
         <w:rPr>
           <w:rFonts w:ascii="Times New Roman" w:hAnsi="Times New Roman" w:cs="Times New Roman"/>
@@ -3076,25 +2345,7 @@
           <w:sz w:val="20"/>
           <w:szCs w:val="20"/>
         </w:rPr>
-        <w:t xml:space="preserve"> – Database models and schema definitions using </w:t>
-      </w:r>
-      <w:proofErr w:type="spellStart"/>
-      <w:r>
-        <w:rPr>
-          <w:rFonts w:ascii="Times New Roman" w:hAnsi="Times New Roman" w:cs="Times New Roman"/>
-          <w:sz w:val="20"/>
-          <w:szCs w:val="20"/>
-        </w:rPr>
-        <w:t>SQLAlchemy</w:t>
-      </w:r>
-      <w:proofErr w:type="spellEnd"/>
-      <w:r>
-        <w:rPr>
-          <w:rFonts w:ascii="Times New Roman" w:hAnsi="Times New Roman" w:cs="Times New Roman"/>
-          <w:sz w:val="20"/>
-          <w:szCs w:val="20"/>
-        </w:rPr>
-        <w:t xml:space="preserve"> </w:t>
+        <w:t xml:space="preserve"> – Database models and schema definitions using SQLAlchemy </w:t>
       </w:r>
     </w:p>
     <w:p>
@@ -3126,7 +2377,23 @@
           <w:sz w:val="20"/>
           <w:szCs w:val="20"/>
         </w:rPr>
-        <w:t xml:space="preserve"> – Utility functions, decorators, and validation logic </w:t>
+        <w:t xml:space="preserve"> – Utility functions</w:t>
+      </w:r>
+      <w:r>
+        <w:rPr>
+          <w:rFonts w:ascii="Times New Roman" w:hAnsi="Times New Roman" w:cs="Times New Roman"/>
+          <w:sz w:val="20"/>
+          <w:szCs w:val="20"/>
+        </w:rPr>
+        <w:t xml:space="preserve"> </w:t>
+      </w:r>
+      <w:r>
+        <w:rPr>
+          <w:rFonts w:ascii="Times New Roman" w:hAnsi="Times New Roman" w:cs="Times New Roman"/>
+          <w:sz w:val="20"/>
+          <w:szCs w:val="20"/>
+        </w:rPr>
+        <w:t xml:space="preserve">and validation logic </w:t>
       </w:r>
     </w:p>
     <w:p>
@@ -3182,20 +2449,8 @@
           <w:sz w:val="20"/>
           <w:szCs w:val="20"/>
         </w:rPr>
-        <w:t>/</w:t>
-      </w:r>
-      <w:proofErr w:type="gramStart"/>
-      <w:r>
-        <w:rPr>
-          <w:rFonts w:ascii="Times New Roman" w:hAnsi="Times New Roman" w:cs="Times New Roman"/>
-          <w:b/>
-          <w:bCs/>
-          <w:sz w:val="20"/>
-          <w:szCs w:val="20"/>
-        </w:rPr>
-        <w:t>static</w:t>
-      </w:r>
-      <w:proofErr w:type="gramEnd"/>
+        <w:t>/static</w:t>
+      </w:r>
       <w:r>
         <w:rPr>
           <w:rFonts w:ascii="Times New Roman" w:hAnsi="Times New Roman" w:cs="Times New Roman"/>
@@ -3530,25 +2785,7 @@
             <w:sz w:val="20"/>
             <w:szCs w:val="20"/>
           </w:rPr>
-          <w:t>https://drive.google.com/file/d/1wMn5UGP6-UI4o3E6m-nummeq5zS1b</w:t>
-        </w:r>
-        <w:r>
-          <w:rPr>
-            <w:rStyle w:val="Hyperlink"/>
-            <w:rFonts w:ascii="Times New Roman" w:hAnsi="Times New Roman" w:cs="Times New Roman"/>
-            <w:sz w:val="20"/>
-            <w:szCs w:val="20"/>
-          </w:rPr>
-          <w:t>C</w:t>
-        </w:r>
-        <w:r>
-          <w:rPr>
-            <w:rStyle w:val="Hyperlink"/>
-            <w:rFonts w:ascii="Times New Roman" w:hAnsi="Times New Roman" w:cs="Times New Roman"/>
-            <w:sz w:val="20"/>
-            <w:szCs w:val="20"/>
-          </w:rPr>
-          <w:t>Mk/view?usp=share_link</w:t>
+          <w:t>https://drive.google.com/file/d/1wMn5UGP6-UI4o3E6m-nummeq5zS1bCMk/view?usp=share_link</w:t>
         </w:r>
       </w:hyperlink>
     </w:p>
